--- a/courts/eleventh-circuit/georgia/federal/middle-district/motion-brief/docx/reference.docx
+++ b/courts/eleventh-circuit/georgia/federal/middle-district/motion-brief/docx/reference.docx
@@ -198,11 +198,11 @@
 
 <file path=word/styles.xml><?xml version="1.0" encoding="utf-8"?>
 <w:styles xmlns:w="http://schemas.openxmlformats.org/wordprocessingml/2006/main">
-  <!-- gamd complaint: EB Garamond 14 pt, double spacing as an exact 32 pt pitch (typst template: pitch = 32pt). -->
+  <!-- gamd complaint: Times New Roman 14 pt, double spacing as an exact 32 pt pitch (typst template: pitch = 32pt). -->
   <w:docDefaults>
     <w:rPrDefault>
       <w:rPr>
-        <w:rFonts w:ascii="EB Garamond" w:hAnsi="EB Garamond" w:eastAsia="EB Garamond" w:cs="EB Garamond"/>
+        <w:rFonts w:ascii="Times New Roman" w:hAnsi="Times New Roman" w:eastAsia="Times New Roman" w:cs="Times New Roman"/>
         <w:sz w:val="26"/>
         <w:szCs w:val="26"/>
         <w:lang w:val="en-US" w:eastAsia="en-US" w:bidi="ar-SA"/>
@@ -471,7 +471,7 @@
   <w:style w:type="character" w:styleId="VerbatimChar">
     <w:name w:val="Verbatim Char"/>
     <w:rPr>
-      <w:rFonts w:ascii="Liberation Mono" w:hAnsi="Liberation Mono"/>
+      <w:rFonts w:ascii="Courier New" w:hAnsi="Courier New"/>
     </w:rPr>
   </w:style>
 </w:styles>

--- a/courts/eleventh-circuit/georgia/federal/middle-district/motion-brief/docx/reference.docx
+++ b/courts/eleventh-circuit/georgia/federal/middle-district/motion-brief/docx/reference.docx
@@ -198,13 +198,13 @@
 
 <file path=word/styles.xml><?xml version="1.0" encoding="utf-8"?>
 <w:styles xmlns:w="http://schemas.openxmlformats.org/wordprocessingml/2006/main">
-  <!-- gamd complaint: Times New Roman 14 pt, double spacing as an exact 32 pt pitch (typst template: pitch = 32pt). -->
+  <!-- gamd motion brief: Times New Roman 12 pt, double spacing as an exact 27.6 pt pitch (typst template: pitch = 27.6pt). -->
   <w:docDefaults>
     <w:rPrDefault>
       <w:rPr>
         <w:rFonts w:ascii="Times New Roman" w:hAnsi="Times New Roman" w:eastAsia="Times New Roman" w:cs="Times New Roman"/>
-        <w:sz w:val="26"/>
-        <w:szCs w:val="26"/>
+        <w:sz w:val="24"/>
+        <w:szCs w:val="24"/>
         <w:lang w:val="en-US" w:eastAsia="en-US" w:bidi="ar-SA"/>
       </w:rPr>
     </w:rPrDefault>
